--- a/2026-Q3/Devotionals/TrainedToTellTheDIfference.docx
+++ b/2026-Q3/Devotionals/TrainedToTellTheDIfference.docx
@@ -13,7 +13,19 @@
         <w:rPr>
           <w:rFonts w:eastAsia="Times New Roman"/>
         </w:rPr>
-        <w:t>Trained to Tell the Difference</w:t>
+        <w:t xml:space="preserve">Trained to </w:t>
+      </w:r>
+      <w:r>
+        <w:rPr>
+          <w:rFonts w:eastAsia="Times New Roman"/>
+        </w:rPr>
+        <w:t>Discern</w:t>
+      </w:r>
+      <w:r>
+        <w:rPr>
+          <w:rFonts w:eastAsia="Times New Roman"/>
+        </w:rPr>
+        <w:t xml:space="preserve"> the Difference</w:t>
       </w:r>
     </w:p>
     <w:p>
@@ -2218,7 +2230,70 @@
           <w:sz w:val="25"/>
           <w:szCs w:val="25"/>
         </w:rPr>
-        <w:t xml:space="preserve"> meal today…  We present to you, four words, one question, and a training plan.</w:t>
+        <w:t xml:space="preserve"> meal today…  We present to you, four </w:t>
+      </w:r>
+      <w:r>
+        <w:rPr>
+          <w:rFonts w:ascii="-apple-system" w:hAnsi="-apple-system"/>
+          <w:color w:val="352F3D"/>
+          <w:sz w:val="25"/>
+          <w:szCs w:val="25"/>
+        </w:rPr>
+        <w:t>concepts</w:t>
+      </w:r>
+      <w:r>
+        <w:rPr>
+          <w:rFonts w:ascii="-apple-system" w:hAnsi="-apple-system"/>
+          <w:color w:val="352F3D"/>
+          <w:sz w:val="25"/>
+          <w:szCs w:val="25"/>
+        </w:rPr>
+        <w:t>, one question, and a training plan.</w:t>
+      </w:r>
+      <w:r>
+        <w:rPr>
+          <w:rFonts w:ascii="-apple-system" w:hAnsi="-apple-system"/>
+          <w:color w:val="352F3D"/>
+          <w:sz w:val="25"/>
+          <w:szCs w:val="25"/>
+        </w:rPr>
+        <w:t xml:space="preserve">  This message is a gift to you from God’s Word.  Use it, for you</w:t>
+      </w:r>
+      <w:r>
+        <w:rPr>
+          <w:rFonts w:ascii="-apple-system" w:hAnsi="-apple-system"/>
+          <w:color w:val="352F3D"/>
+          <w:sz w:val="25"/>
+          <w:szCs w:val="25"/>
+        </w:rPr>
+        <w:t>rself</w:t>
+      </w:r>
+      <w:r>
+        <w:rPr>
+          <w:rFonts w:ascii="-apple-system" w:hAnsi="-apple-system"/>
+          <w:color w:val="352F3D"/>
+          <w:sz w:val="25"/>
+          <w:szCs w:val="25"/>
+        </w:rPr>
+        <w:t>, for your children, your wife, your family</w:t>
+      </w:r>
+      <w:r>
+        <w:rPr>
+          <w:rFonts w:ascii="-apple-system" w:hAnsi="-apple-system"/>
+          <w:color w:val="352F3D"/>
+          <w:sz w:val="25"/>
+          <w:szCs w:val="25"/>
+        </w:rPr>
+        <w:t>, your church</w:t>
+      </w:r>
+      <w:r>
+        <w:rPr>
+          <w:rFonts w:ascii="-apple-system" w:hAnsi="-apple-system"/>
+          <w:color w:val="352F3D"/>
+          <w:sz w:val="25"/>
+          <w:szCs w:val="25"/>
+        </w:rPr>
+        <w:t>.</w:t>
       </w:r>
     </w:p>
     <w:p>
@@ -2258,7 +2333,31 @@
           <w:color w:val="352F3D"/>
           <w:sz w:val="25"/>
         </w:rPr>
-        <w:t>Scripture uses four words we often blur together. Stack them.</w:t>
+        <w:t xml:space="preserve">Scripture uses four </w:t>
+      </w:r>
+      <w:r>
+        <w:rPr>
+          <w:rFonts w:ascii="-apple-system" w:hAnsi="-apple-system" w:cs="Calibri"/>
+          <w:color w:val="352F3D"/>
+          <w:sz w:val="25"/>
+        </w:rPr>
+        <w:t>concepts</w:t>
+      </w:r>
+      <w:r>
+        <w:rPr>
+          <w:rFonts w:ascii="-apple-system" w:hAnsi="-apple-system" w:cs="Calibri"/>
+          <w:color w:val="352F3D"/>
+          <w:sz w:val="25"/>
+        </w:rPr>
+        <w:t xml:space="preserve"> we often blur together. </w:t>
+      </w:r>
+      <w:r>
+        <w:rPr>
+          <w:rFonts w:ascii="-apple-system" w:hAnsi="-apple-system" w:cs="Calibri"/>
+          <w:color w:val="352F3D"/>
+          <w:sz w:val="25"/>
+        </w:rPr>
+        <w:t xml:space="preserve"> They are related and form conceptual layers, a stack of sorts.</w:t>
       </w:r>
     </w:p>
     <w:p>
@@ -2699,7 +2798,19 @@
           <w:sz w:val="25"/>
           <w:szCs w:val="25"/>
         </w:rPr>
-        <w:t>"Take your son, your only son, whom you love"</w:t>
+        <w:t xml:space="preserve">"Take your son, your only son, whom you </w:t>
+      </w:r>
+      <w:r>
+        <w:rPr>
+          <w:rFonts w:ascii="-apple-system" w:hAnsi="-apple-system"/>
+          <w:i/>
+          <w:iCs/>
+          <w:color w:val="352F3D"/>
+          <w:sz w:val="25"/>
+          <w:szCs w:val="25"/>
+        </w:rPr>
+        <w:lastRenderedPageBreak/>
+        <w:t>love"</w:t>
       </w:r>
       <w:r>
         <w:rPr>
@@ -2814,7 +2925,6 @@
           <w:sz w:val="25"/>
           <w:szCs w:val="25"/>
         </w:rPr>
-        <w:lastRenderedPageBreak/>
         <w:t>Layer four: </w:t>
       </w:r>
       <w:r>
@@ -2881,7 +2991,25 @@
           <w:sz w:val="25"/>
           <w:szCs w:val="25"/>
         </w:rPr>
-        <w:t>The whole stack aligned and </w:t>
+        <w:t xml:space="preserve">The whole </w:t>
+      </w:r>
+      <w:r>
+        <w:rPr>
+          <w:rFonts w:ascii="-apple-system" w:hAnsi="-apple-system"/>
+          <w:color w:val="352F3D"/>
+          <w:sz w:val="25"/>
+          <w:szCs w:val="25"/>
+        </w:rPr>
+        <w:t xml:space="preserve">conceptual </w:t>
+      </w:r>
+      <w:r>
+        <w:rPr>
+          <w:rFonts w:ascii="-apple-system" w:hAnsi="-apple-system"/>
+          <w:color w:val="352F3D"/>
+          <w:sz w:val="25"/>
+          <w:szCs w:val="25"/>
+        </w:rPr>
+        <w:t>stack aligned and </w:t>
       </w:r>
       <w:r>
         <w:rPr>
@@ -3284,15 +3412,56 @@
     <w:p>
       <w:pPr>
         <w:spacing w:after="240" w:line="360" w:lineRule="auto"/>
-      </w:pPr>
-      <w:r>
-        <w:rPr>
-          <w:rFonts w:ascii="-apple-system" w:hAnsi="-apple-system"/>
-          <w:color w:val="352F3D"/>
-          <w:sz w:val="25"/>
-          <w:szCs w:val="25"/>
-        </w:rPr>
-        <w:t xml:space="preserve">Saul comes home declaring, </w:t>
+        <w:rPr>
+          <w:rFonts w:ascii="-apple-system" w:hAnsi="-apple-system"/>
+          <w:color w:val="352F3D"/>
+          <w:sz w:val="25"/>
+          <w:szCs w:val="25"/>
+        </w:rPr>
+      </w:pPr>
+      <w:r>
+        <w:rPr>
+          <w:rFonts w:ascii="-apple-system" w:hAnsi="-apple-system"/>
+          <w:color w:val="352F3D"/>
+          <w:sz w:val="25"/>
+          <w:szCs w:val="25"/>
+        </w:rPr>
+        <w:t xml:space="preserve">Saul comes home </w:t>
+      </w:r>
+      <w:r>
+        <w:rPr>
+          <w:rFonts w:ascii="-apple-system" w:hAnsi="-apple-system"/>
+          <w:color w:val="352F3D"/>
+          <w:sz w:val="25"/>
+          <w:szCs w:val="25"/>
+        </w:rPr>
+        <w:t xml:space="preserve">after defeating the </w:t>
+      </w:r>
+      <w:r>
+        <w:rPr>
+          <w:rFonts w:ascii="-apple-system" w:hAnsi="-apple-system"/>
+          <w:color w:val="352F3D"/>
+          <w:sz w:val="25"/>
+          <w:szCs w:val="25"/>
+        </w:rPr>
+        <w:t>Amalekites</w:t>
+      </w:r>
+      <w:r>
+        <w:rPr>
+          <w:rFonts w:ascii="Helvetica Neue" w:hAnsi="Helvetica Neue"/>
+          <w:color w:val="000000"/>
+          <w:lang w:val="en"/>
+        </w:rPr>
+        <w:t xml:space="preserve"> </w:t>
+      </w:r>
+      <w:r>
+        <w:rPr>
+          <w:rFonts w:ascii="-apple-system" w:hAnsi="-apple-system"/>
+          <w:color w:val="352F3D"/>
+          <w:sz w:val="25"/>
+          <w:szCs w:val="25"/>
+        </w:rPr>
+        <w:t xml:space="preserve">declaring, </w:t>
       </w:r>
       <w:r>
         <w:rPr>
@@ -3349,7 +3518,66 @@
           <w:sz w:val="25"/>
           <w:szCs w:val="25"/>
         </w:rPr>
-        <w:t xml:space="preserve"> it. </w:t>
+        <w:t> </w:t>
+      </w:r>
+      <w:r>
+        <w:rPr>
+          <w:rFonts w:ascii="-apple-system" w:hAnsi="-apple-system"/>
+          <w:color w:val="352F3D"/>
+          <w:sz w:val="25"/>
+          <w:szCs w:val="25"/>
+        </w:rPr>
+        <w:t>that his subsequent burnt offering covered for his failure to keep the entirety of God’s instructions.</w:t>
+      </w:r>
+    </w:p>
+    <w:p>
+      <w:pPr>
+        <w:spacing w:after="240" w:line="360" w:lineRule="auto"/>
+      </w:pPr>
+      <w:r>
+        <w:rPr>
+          <w:rFonts w:ascii="-apple-system" w:hAnsi="-apple-system"/>
+          <w:color w:val="352F3D"/>
+          <w:sz w:val="25"/>
+          <w:szCs w:val="25"/>
+        </w:rPr>
+        <w:t xml:space="preserve">Uzzah, with David </w:t>
+      </w:r>
+      <w:r>
+        <w:rPr>
+          <w:rFonts w:ascii="-apple-system" w:hAnsi="-apple-system"/>
+          <w:color w:val="352F3D"/>
+          <w:sz w:val="25"/>
+          <w:szCs w:val="25"/>
+        </w:rPr>
+        <w:t>returning</w:t>
+      </w:r>
+      <w:r>
+        <w:rPr>
+          <w:rFonts w:ascii="-apple-system" w:hAnsi="-apple-system"/>
+          <w:color w:val="352F3D"/>
+          <w:sz w:val="25"/>
+          <w:szCs w:val="25"/>
+        </w:rPr>
+        <w:t xml:space="preserve"> the Ark of the Covenant</w:t>
+      </w:r>
+      <w:r>
+        <w:rPr>
+          <w:rFonts w:ascii="-apple-system" w:hAnsi="-apple-system"/>
+          <w:color w:val="352F3D"/>
+          <w:sz w:val="25"/>
+          <w:szCs w:val="25"/>
+        </w:rPr>
+        <w:t xml:space="preserve"> to Jerusalem</w:t>
+      </w:r>
+      <w:r>
+        <w:rPr>
+          <w:rFonts w:ascii="-apple-system" w:hAnsi="-apple-system"/>
+          <w:color w:val="352F3D"/>
+          <w:sz w:val="25"/>
+          <w:szCs w:val="25"/>
+        </w:rPr>
+        <w:t xml:space="preserve">, reached to steady the Ark from falling. </w:t>
       </w:r>
       <w:r>
         <w:rPr>
@@ -3367,25 +3595,27 @@
           <w:sz w:val="25"/>
           <w:szCs w:val="25"/>
         </w:rPr>
-        <w:t xml:space="preserve">Uzzah, with David rescuing the Ark of the Covenant from the Philistines, reached to steady the Ark from falling. </w:t>
-      </w:r>
-      <w:r>
-        <w:rPr>
-          <w:rFonts w:ascii="-apple-system" w:hAnsi="-apple-system"/>
-          <w:color w:val="352F3D"/>
-          <w:sz w:val="25"/>
-          <w:szCs w:val="25"/>
-        </w:rPr>
-        <w:t xml:space="preserve"> </w:t>
-      </w:r>
-      <w:r>
-        <w:rPr>
-          <w:rFonts w:ascii="-apple-system" w:hAnsi="-apple-system"/>
-          <w:color w:val="352F3D"/>
-          <w:sz w:val="25"/>
-          <w:szCs w:val="25"/>
-        </w:rPr>
-        <w:t>Uzzah's whole generation put the Ark on a cart instead of carrying it via poles, and nobody in a procession of thirty thousand perceived the problem.</w:t>
+        <w:t xml:space="preserve">Uzzah's whole generation put the Ark on a cart instead of carrying it via poles, and </w:t>
+      </w:r>
+      <w:r>
+        <w:rPr>
+          <w:rFonts w:ascii="-apple-system" w:hAnsi="-apple-system"/>
+          <w:i/>
+          <w:iCs/>
+          <w:color w:val="352F3D"/>
+          <w:sz w:val="25"/>
+          <w:szCs w:val="25"/>
+        </w:rPr>
+        <w:t>nobody in a procession of thirty thousand perceived the problem</w:t>
+      </w:r>
+      <w:r>
+        <w:rPr>
+          <w:rFonts w:ascii="-apple-system" w:hAnsi="-apple-system"/>
+          <w:color w:val="352F3D"/>
+          <w:sz w:val="25"/>
+          <w:szCs w:val="25"/>
+        </w:rPr>
+        <w:t>.</w:t>
       </w:r>
     </w:p>
     <w:p>
@@ -3746,6 +3976,7 @@
           <w:sz w:val="22"/>
           <w:szCs w:val="22"/>
         </w:rPr>
+        <w:lastRenderedPageBreak/>
         <w:t> </w:t>
       </w:r>
     </w:p>
@@ -3798,7 +4029,6 @@
           <w:sz w:val="25"/>
           <w:szCs w:val="25"/>
         </w:rPr>
-        <w:lastRenderedPageBreak/>
         <w:t xml:space="preserve">Most of us would instinctively say no, that ended at the cross. </w:t>
       </w:r>
       <w:r>
@@ -3854,7 +4084,25 @@
           <w:sz w:val="25"/>
           <w:szCs w:val="25"/>
         </w:rPr>
-        <w:t> The </w:t>
+        <w:t> </w:t>
+      </w:r>
+      <w:r>
+        <w:rPr>
+          <w:rFonts w:ascii="-apple-system" w:hAnsi="-apple-system"/>
+          <w:color w:val="352F3D"/>
+          <w:sz w:val="25"/>
+          <w:szCs w:val="25"/>
+        </w:rPr>
+        <w:t xml:space="preserve"> </w:t>
+      </w:r>
+      <w:r>
+        <w:rPr>
+          <w:rFonts w:ascii="-apple-system" w:hAnsi="-apple-system"/>
+          <w:color w:val="352F3D"/>
+          <w:sz w:val="25"/>
+          <w:szCs w:val="25"/>
+        </w:rPr>
+        <w:t>The </w:t>
       </w:r>
       <w:r>
         <w:rPr>
@@ -4635,6 +4883,7 @@
           <w:sz w:val="25"/>
           <w:szCs w:val="25"/>
         </w:rPr>
+        <w:lastRenderedPageBreak/>
         <w:t>And notice… Paul said </w:t>
       </w:r>
       <w:r>
@@ -4763,7 +5012,6 @@
         <w:spacing w:line="360" w:lineRule="auto"/>
       </w:pPr>
       <w:r>
-        <w:lastRenderedPageBreak/>
         <w:t xml:space="preserve">THE TRAINING </w:t>
       </w:r>
     </w:p>
@@ -5465,6 +5713,7 @@
           <w:color w:val="352F3D"/>
           <w:sz w:val="25"/>
         </w:rPr>
+        <w:lastRenderedPageBreak/>
         <w:t>The writer finishes the lesson they were too dull to hear, and it lands at chapter ten</w:t>
       </w:r>
       <w:r>
@@ -5657,7 +5906,6 @@
           <w:sz w:val="25"/>
           <w:szCs w:val="25"/>
         </w:rPr>
-        <w:lastRenderedPageBreak/>
         <w:t xml:space="preserve">He completed the stack before He asked you to climb it. </w:t>
       </w:r>
       <w:r>
@@ -6277,7 +6525,23 @@
           <w:color w:val="352F3D"/>
           <w:sz w:val="25"/>
         </w:rPr>
-        <w:t xml:space="preserve"> your sacrifice with the </w:t>
+        <w:t xml:space="preserve"> your sacrifice</w:t>
+      </w:r>
+      <w:r>
+        <w:rPr>
+          <w:rFonts w:ascii="-apple-system" w:hAnsi="-apple-system" w:cs="Calibri"/>
+          <w:color w:val="352F3D"/>
+          <w:sz w:val="25"/>
+        </w:rPr>
+        <w:t>s</w:t>
+      </w:r>
+      <w:r>
+        <w:rPr>
+          <w:rFonts w:ascii="-apple-system" w:hAnsi="-apple-system" w:cs="Calibri"/>
+          <w:color w:val="352F3D"/>
+          <w:sz w:val="25"/>
+        </w:rPr>
+        <w:t xml:space="preserve"> with the </w:t>
       </w:r>
       <w:r>
         <w:rPr>

--- a/2026-Q3/Devotionals/TrainedToTellTheDIfference.docx
+++ b/2026-Q3/Devotionals/TrainedToTellTheDIfference.docx
@@ -2275,7 +2275,25 @@
           <w:sz w:val="25"/>
           <w:szCs w:val="25"/>
         </w:rPr>
-        <w:t>, for your children, your wife, your family</w:t>
+        <w:t xml:space="preserve">, </w:t>
+      </w:r>
+      <w:r>
+        <w:rPr>
+          <w:rFonts w:ascii="-apple-system" w:hAnsi="-apple-system"/>
+          <w:color w:val="352F3D"/>
+          <w:sz w:val="25"/>
+          <w:szCs w:val="25"/>
+        </w:rPr>
+        <w:t xml:space="preserve">for </w:t>
+      </w:r>
+      <w:r>
+        <w:rPr>
+          <w:rFonts w:ascii="-apple-system" w:hAnsi="-apple-system"/>
+          <w:color w:val="352F3D"/>
+          <w:sz w:val="25"/>
+          <w:szCs w:val="25"/>
+        </w:rPr>
+        <w:t>your family</w:t>
       </w:r>
       <w:r>
         <w:rPr>
